--- a/templates/W3-61-24A.docx
+++ b/templates/W3-61-24A.docx
@@ -113,7 +113,7 @@
           <w:sz w:val="28"/>
           <w:szCs w:val="28"/>
         </w:rPr>
-        <w:t>□初檢</w:t>
+        <w:t>{{FIRSTCK}}初檢</w:t>
       </w:r>
       <w:r>
         <w:rPr>
@@ -129,7 +129,7 @@
           <w:sz w:val="28"/>
           <w:szCs w:val="28"/>
         </w:rPr>
-        <w:t>□複檢</w:t>
+        <w:t>{{RECK}}複檢</w:t>
       </w:r>
       <w:r>
         <w:rPr>

--- a/templates/W3-61-24A.docx
+++ b/templates/W3-61-24A.docx
@@ -11,8 +11,8 @@
           <w:rFonts w:ascii="標楷體" w:eastAsia="標楷體" w:hAnsi="標楷體"/>
           <w:b/>
           <w:bCs/>
-          <w:sz w:val="28"/>
-          <w:szCs w:val="28"/>
+          <w:sz w:val="26"/>
+          <w:szCs w:val="26"/>
         </w:rPr>
       </w:pPr>
       <w:r>
@@ -20,18 +20,18 @@
           <w:rFonts w:ascii="標楷體" w:eastAsia="標楷體" w:cs="標楷體"/>
           <w:b/>
           <w:bCs/>
-          <w:sz w:val="28"/>
-          <w:szCs w:val="28"/>
+          <w:sz w:val="26"/>
+          <w:szCs w:val="26"/>
         </w:rPr>
-        <w:t xml:space="preserve">(  </w:t>
+        <w:t xml:space="preserve">(</w:t>
       </w:r>
       <w:r>
         <w:rPr>
           <w:rFonts w:ascii="標楷體" w:eastAsia="標楷體" w:cs="標楷體" w:hint="eastAsia"/>
           <w:b/>
           <w:bCs/>
-          <w:sz w:val="28"/>
-          <w:szCs w:val="28"/>
+          <w:sz w:val="26"/>
+          <w:szCs w:val="26"/>
         </w:rPr>
         <w:t>{{ORG}}</w:t>
       </w:r>
@@ -40,18 +40,18 @@
           <w:rFonts w:ascii="標楷體" w:eastAsia="標楷體" w:cs="標楷體"/>
           <w:b/>
           <w:bCs/>
-          <w:sz w:val="28"/>
-          <w:szCs w:val="28"/>
+          <w:sz w:val="26"/>
+          <w:szCs w:val="26"/>
         </w:rPr>
-        <w:t xml:space="preserve">  ) </w:t>
+        <w:t xml:space="preserve">) </w:t>
       </w:r>
       <w:r>
         <w:rPr>
           <w:rFonts w:ascii="標楷體" w:eastAsia="標楷體" w:hAnsi="標楷體" w:cs="標楷體" w:hint="eastAsia"/>
           <w:b/>
           <w:bCs/>
-          <w:sz w:val="28"/>
-          <w:szCs w:val="28"/>
+          <w:sz w:val="26"/>
+          <w:szCs w:val="26"/>
         </w:rPr>
         <w:t xml:space="preserve">營建用提升機(CNS 13628)定期檢查結果及會談紀錄</w:t>
       </w:r>

--- a/templates/W3-61-24A.docx
+++ b/templates/W3-61-24A.docx
@@ -23,7 +23,7 @@
           <w:sz w:val="26"/>
           <w:szCs w:val="26"/>
         </w:rPr>
-        <w:t xml:space="preserve">(</w:t>
+        <w:t xml:space="preserve"/>
       </w:r>
       <w:r>
         <w:rPr>
@@ -43,7 +43,7 @@
           <w:sz w:val="26"/>
           <w:szCs w:val="26"/>
         </w:rPr>
-        <w:t xml:space="preserve">) </w:t>
+        <w:t xml:space="preserve"> </w:t>
       </w:r>
       <w:r>
         <w:rPr>
